--- a/course/day6/day6_tasks.docx
+++ b/course/day6/day6_tasks.docx
@@ -23,7 +23,7 @@
         <w:t xml:space="preserve">Задачи из реальных вступительных экзаменов в 8 класс Аничкова лицея (2006–2025).</w:t>
       </w:r>
       <w:r>
-        <w:br/>
+        <w:t xml:space="preserve"> </w:t>
       </w:r>
       <w:r>
         <w:t xml:space="preserve">Матбаза, простые проценты, углы, неравенство треугольника.</w:t>
@@ -99,7 +99,7 @@
         <w:t xml:space="preserve">;</w:t>
       </w:r>
       <w:r>
-        <w:br/>
+        <w:t xml:space="preserve"> </w:t>
       </w:r>
       <w:r>
         <w:t xml:space="preserve">б) Сократите дробь</w:t>
@@ -203,7 +203,7 @@
         <w:t xml:space="preserve">;</w:t>
       </w:r>
       <w:r>
-        <w:br/>
+        <w:t xml:space="preserve"> </w:t>
       </w:r>
       <w:r>
         <w:t xml:space="preserve">в) Решите систему</w:t>
@@ -291,7 +291,7 @@
         <w:t xml:space="preserve">;</w:t>
       </w:r>
       <w:r>
-        <w:br/>
+        <w:t xml:space="preserve"> </w:t>
       </w:r>
       <w:r>
         <w:t xml:space="preserve">г) Найдите число,</w:t>
@@ -328,7 +328,7 @@
         <w:t xml:space="preserve">;</w:t>
       </w:r>
       <w:r>
-        <w:br/>
+        <w:t xml:space="preserve"> </w:t>
       </w:r>
       <w:r>
         <w:t xml:space="preserve">д) Углы треугольника относятся как</w:t>
@@ -363,7 +363,7 @@
         <w:t xml:space="preserve">. Найдите эти углы;</w:t>
       </w:r>
       <w:r>
-        <w:br/>
+        <w:t xml:space="preserve"> </w:t>
       </w:r>
       <w:r>
         <w:t xml:space="preserve">е) В тупоугольном треугольнике стороны, образующие тупой угол, равны</w:t>
@@ -394,7 +394,7 @@
         <w:t xml:space="preserve"> </w:t>
       </w:r>
       <w:r>
-        <w:t xml:space="preserve">см. Какие целые значения может принимать третья сторона?</w:t>
+        <w:t xml:space="preserve">см. Чему может быть равна длина третьей стороны, если длины всех сторон треугольника — целые числа?</w:t>
       </w:r>
     </w:p>
     <w:p>
@@ -450,7 +450,7 @@
         <w:t xml:space="preserve">;</w:t>
       </w:r>
       <w:r>
-        <w:br/>
+        <w:t xml:space="preserve"> </w:t>
       </w:r>
       <w:r>
         <w:t xml:space="preserve">б) Упростите</w:t>
@@ -601,7 +601,7 @@
         <w:t xml:space="preserve">;</w:t>
       </w:r>
       <w:r>
-        <w:br/>
+        <w:t xml:space="preserve"> </w:t>
       </w:r>
       <w:r>
         <w:t xml:space="preserve">в) Решите систему</w:t>
@@ -701,7 +701,7 @@
         <w:t xml:space="preserve">;</w:t>
       </w:r>
       <w:r>
-        <w:br/>
+        <w:t xml:space="preserve"> </w:t>
       </w:r>
       <w:r>
         <w:t xml:space="preserve">г) Число увеличили на</w:t>
@@ -738,7 +738,7 @@
         <w:t xml:space="preserve">. Найдите исходное число;</w:t>
       </w:r>
       <w:r>
-        <w:br/>
+        <w:t xml:space="preserve"> </w:t>
       </w:r>
       <w:r>
         <w:t xml:space="preserve">д) Внешний угол треугольника равен</w:t>
@@ -790,10 +790,10 @@
         <w:t xml:space="preserve">. Найдите остальные углы треугольника;</w:t>
       </w:r>
       <w:r>
-        <w:br/>
-      </w:r>
-      <w:r>
-        <w:t xml:space="preserve">е) На прямой даны точки</w:t>
+        <w:t xml:space="preserve"> </w:t>
+      </w:r>
+      <w:r>
+        <w:t xml:space="preserve">е) На прямой</w:t>
       </w:r>
       <w:r>
         <w:t xml:space="preserve"> </w:t>
@@ -802,20 +802,15 @@
         <m:r>
           <m:t>A</m:t>
         </m:r>
-      </m:oMath>
-      <w:r>
-        <w:t xml:space="preserve">,</w:t>
-      </w:r>
-      <w:r>
-        <w:t xml:space="preserve"> </w:t>
-      </w:r>
-      <m:oMath>
         <m:r>
           <m:t>B</m:t>
         </m:r>
       </m:oMath>
       <w:r>
-        <w:t xml:space="preserve">,</w:t>
+        <w:t xml:space="preserve"> </w:t>
+      </w:r>
+      <w:r>
+        <w:t xml:space="preserve">отметили точку</w:t>
       </w:r>
       <w:r>
         <w:t xml:space="preserve"> </w:t>
@@ -826,33 +821,60 @@
         </m:r>
       </m:oMath>
       <w:r>
-        <w:t xml:space="preserve">.</w:t>
-      </w:r>
-      <w:r>
-        <w:t xml:space="preserve"> </w:t>
-      </w:r>
-      <m:oMath>
-        <m:r>
-          <m:t>A</m:t>
-        </m:r>
-        <m:r>
-          <m:t>B</m:t>
-        </m:r>
+        <w:t xml:space="preserve"> </w:t>
+      </w:r>
+      <w:r>
+        <w:t xml:space="preserve">так, что</w:t>
+      </w:r>
+      <w:r>
+        <w:t xml:space="preserve"> </w:t>
+      </w:r>
+      <m:oMath>
+        <m:f>
+          <m:fPr>
+            <m:type m:val="bar"/>
+          </m:fPr>
+          <m:num>
+            <m:r>
+              <m:t>A</m:t>
+            </m:r>
+            <m:r>
+              <m:t>B</m:t>
+            </m:r>
+          </m:num>
+          <m:den>
+            <m:r>
+              <m:t>A</m:t>
+            </m:r>
+            <m:r>
+              <m:t>C</m:t>
+            </m:r>
+          </m:den>
+        </m:f>
         <m:r>
           <m:rPr>
             <m:sty m:val="p"/>
           </m:rPr>
           <m:t>=</m:t>
         </m:r>
-        <m:r>
-          <m:t>5</m:t>
-        </m:r>
-      </m:oMath>
-      <w:r>
-        <w:t xml:space="preserve"> </w:t>
-      </w:r>
-      <w:r>
-        <w:t xml:space="preserve">см,</w:t>
+        <m:f>
+          <m:fPr>
+            <m:type m:val="bar"/>
+          </m:fPr>
+          <m:num>
+            <m:r>
+              <m:t>2</m:t>
+            </m:r>
+          </m:num>
+          <m:den>
+            <m:r>
+              <m:t>9</m:t>
+            </m:r>
+          </m:den>
+        </m:f>
+      </m:oMath>
+      <w:r>
+        <w:t xml:space="preserve">, точка</w:t>
       </w:r>
       <w:r>
         <w:t xml:space="preserve"> </w:t>
@@ -860,6 +882,88 @@
       <m:oMath>
         <m:r>
           <m:t>B</m:t>
+        </m:r>
+      </m:oMath>
+      <w:r>
+        <w:t xml:space="preserve"> </w:t>
+      </w:r>
+      <w:r>
+        <w:t xml:space="preserve">лежит между</w:t>
+      </w:r>
+      <w:r>
+        <w:t xml:space="preserve"> </w:t>
+      </w:r>
+      <m:oMath>
+        <m:r>
+          <m:t>A</m:t>
+        </m:r>
+      </m:oMath>
+      <w:r>
+        <w:t xml:space="preserve"> </w:t>
+      </w:r>
+      <w:r>
+        <w:t xml:space="preserve">и</w:t>
+      </w:r>
+      <w:r>
+        <w:t xml:space="preserve"> </w:t>
+      </w:r>
+      <m:oMath>
+        <m:r>
+          <m:t>C</m:t>
+        </m:r>
+      </m:oMath>
+      <w:r>
+        <w:t xml:space="preserve">. На отрезке</w:t>
+      </w:r>
+      <w:r>
+        <w:t xml:space="preserve"> </w:t>
+      </w:r>
+      <m:oMath>
+        <m:r>
+          <m:t>B</m:t>
+        </m:r>
+        <m:r>
+          <m:t>C</m:t>
+        </m:r>
+      </m:oMath>
+      <w:r>
+        <w:t xml:space="preserve"> </w:t>
+      </w:r>
+      <w:r>
+        <w:t xml:space="preserve">выбрали точку</w:t>
+      </w:r>
+      <w:r>
+        <w:t xml:space="preserve"> </w:t>
+      </w:r>
+      <m:oMath>
+        <m:r>
+          <m:t>D</m:t>
+        </m:r>
+      </m:oMath>
+      <w:r>
+        <w:t xml:space="preserve"> </w:t>
+      </w:r>
+      <w:r>
+        <w:t xml:space="preserve">так, что</w:t>
+      </w:r>
+      <w:r>
+        <w:t xml:space="preserve"> </w:t>
+      </w:r>
+      <m:oMath>
+        <m:r>
+          <m:t>B</m:t>
+        </m:r>
+        <m:r>
+          <m:t>D</m:t>
+        </m:r>
+        <m:r>
+          <m:rPr>
+            <m:sty m:val="p"/>
+          </m:rPr>
+          <m:t>:</m:t>
+        </m:r>
+        <m:r>
+          <m:t>D</m:t>
         </m:r>
         <m:r>
           <m:t>C</m:t>
@@ -873,12 +977,46 @@
         <m:r>
           <m:t>3</m:t>
         </m:r>
-      </m:oMath>
-      <w:r>
-        <w:t xml:space="preserve"> </w:t>
-      </w:r>
-      <w:r>
-        <w:t xml:space="preserve">см. Каким может быть</w:t>
+        <m:r>
+          <m:rPr>
+            <m:sty m:val="p"/>
+          </m:rPr>
+          <m:t>:</m:t>
+        </m:r>
+        <m:r>
+          <m:t>2</m:t>
+        </m:r>
+      </m:oMath>
+      <w:r>
+        <w:t xml:space="preserve">. Найдите длину отрезка</w:t>
+      </w:r>
+      <w:r>
+        <w:t xml:space="preserve"> </w:t>
+      </w:r>
+      <m:oMath>
+        <m:r>
+          <m:t>M</m:t>
+        </m:r>
+        <m:r>
+          <m:t>N</m:t>
+        </m:r>
+      </m:oMath>
+      <w:r>
+        <w:t xml:space="preserve">, где</w:t>
+      </w:r>
+      <w:r>
+        <w:t xml:space="preserve"> </w:t>
+      </w:r>
+      <m:oMath>
+        <m:r>
+          <m:t>M</m:t>
+        </m:r>
+      </m:oMath>
+      <w:r>
+        <w:t xml:space="preserve"> </w:t>
+      </w:r>
+      <w:r>
+        <w:t xml:space="preserve">— середина</w:t>
       </w:r>
       <w:r>
         <w:t xml:space="preserve"> </w:t>
@@ -888,11 +1026,62 @@
           <m:t>A</m:t>
         </m:r>
         <m:r>
+          <m:t>D</m:t>
+        </m:r>
+      </m:oMath>
+      <w:r>
+        <w:t xml:space="preserve">,</w:t>
+      </w:r>
+      <w:r>
+        <w:t xml:space="preserve"> </w:t>
+      </w:r>
+      <m:oMath>
+        <m:r>
+          <m:t>N</m:t>
+        </m:r>
+      </m:oMath>
+      <w:r>
+        <w:t xml:space="preserve"> </w:t>
+      </w:r>
+      <w:r>
+        <w:t xml:space="preserve">— середина</w:t>
+      </w:r>
+      <w:r>
+        <w:t xml:space="preserve"> </w:t>
+      </w:r>
+      <m:oMath>
+        <m:r>
+          <m:t>D</m:t>
+        </m:r>
+        <m:r>
           <m:t>C</m:t>
         </m:r>
       </m:oMath>
       <w:r>
-        <w:t xml:space="preserve">?</w:t>
+        <w:t xml:space="preserve">, если</w:t>
+      </w:r>
+      <w:r>
+        <w:t xml:space="preserve"> </w:t>
+      </w:r>
+      <m:oMath>
+        <m:r>
+          <m:t>A</m:t>
+        </m:r>
+        <m:r>
+          <m:t>B</m:t>
+        </m:r>
+        <m:r>
+          <m:rPr>
+            <m:sty m:val="p"/>
+          </m:rPr>
+          <m:t>=</m:t>
+        </m:r>
+        <m:r>
+          <m:t>10</m:t>
+        </m:r>
+      </m:oMath>
+      <w:r>
+        <w:t xml:space="preserve">.</w:t>
       </w:r>
     </w:p>
     <w:p>
@@ -1005,7 +1194,7 @@
         <w:t xml:space="preserve">;</w:t>
       </w:r>
       <w:r>
-        <w:br/>
+        <w:t xml:space="preserve"> </w:t>
       </w:r>
       <w:r>
         <w:t xml:space="preserve">б) Найдите число,</w:t>
@@ -1048,10 +1237,10 @@
         <w:t xml:space="preserve">;</w:t>
       </w:r>
       <w:r>
-        <w:br/>
-      </w:r>
-      <w:r>
-        <w:t xml:space="preserve">в) В прямоугольном треугольнике один из острых углов равен</w:t>
+        <w:t xml:space="preserve"> </w:t>
+      </w:r>
+      <w:r>
+        <w:t xml:space="preserve">в) Углы треугольника равны</w:t>
       </w:r>
       <w:r>
         <w:t xml:space="preserve"> </w:t>
@@ -1060,7 +1249,7 @@
         <m:sSup>
           <m:e>
             <m:r>
-              <m:t>60</m:t>
+              <m:t>40</m:t>
             </m:r>
           </m:e>
           <m:sup>
@@ -1074,21 +1263,56 @@
         </m:sSup>
       </m:oMath>
       <w:r>
-        <w:t xml:space="preserve">, а катет, прилежащий к этому углу, равен</w:t>
-      </w:r>
-      <w:r>
-        <w:t xml:space="preserve"> </w:t>
-      </w:r>
-      <m:oMath>
-        <m:r>
-          <m:t>39</m:t>
-        </m:r>
-      </m:oMath>
-      <w:r>
-        <w:t xml:space="preserve">. Найдите гипотенузу;</w:t>
-      </w:r>
-      <w:r>
-        <w:br/>
+        <w:t xml:space="preserve">,</w:t>
+      </w:r>
+      <w:r>
+        <w:t xml:space="preserve"> </w:t>
+      </w:r>
+      <m:oMath>
+        <m:sSup>
+          <m:e>
+            <m:r>
+              <m:t>60</m:t>
+            </m:r>
+          </m:e>
+          <m:sup>
+            <m:r>
+              <m:rPr>
+                <m:sty m:val="p"/>
+              </m:rPr>
+              <m:t>∘</m:t>
+            </m:r>
+          </m:sup>
+        </m:sSup>
+      </m:oMath>
+      <w:r>
+        <w:t xml:space="preserve">,</w:t>
+      </w:r>
+      <w:r>
+        <w:t xml:space="preserve"> </w:t>
+      </w:r>
+      <m:oMath>
+        <m:sSup>
+          <m:e>
+            <m:r>
+              <m:t>80</m:t>
+            </m:r>
+          </m:e>
+          <m:sup>
+            <m:r>
+              <m:rPr>
+                <m:sty m:val="p"/>
+              </m:rPr>
+              <m:t>∘</m:t>
+            </m:r>
+          </m:sup>
+        </m:sSup>
+      </m:oMath>
+      <w:r>
+        <w:t xml:space="preserve">. Определите вид треугольника (остроугольный, прямоугольный или тупоугольный);</w:t>
+      </w:r>
+      <w:r>
+        <w:t xml:space="preserve"> </w:t>
       </w:r>
       <w:r>
         <w:t xml:space="preserve">г) При пересечении двух параллельных прямых третьей один из односторонних углов в</w:t>
@@ -1185,7 +1409,7 @@
         <w:t xml:space="preserve">;</w:t>
       </w:r>
       <w:r>
-        <w:br/>
+        <w:t xml:space="preserve"> </w:t>
       </w:r>
       <w:r>
         <w:t xml:space="preserve">б) Упростите</w:t>
@@ -1255,7 +1479,7 @@
         <w:t xml:space="preserve">;</w:t>
       </w:r>
       <w:r>
-        <w:br/>
+        <w:t xml:space="preserve"> </w:t>
       </w:r>
       <w:r>
         <w:t xml:space="preserve">в) Вычислите</w:t>
@@ -1339,7 +1563,7 @@
         <w:t xml:space="preserve">;</w:t>
       </w:r>
       <w:r>
-        <w:br/>
+        <w:t xml:space="preserve"> </w:t>
       </w:r>
       <w:r>
         <w:t xml:space="preserve">г) Найдите смежные углы, если один из них на</w:t>
@@ -1371,7 +1595,7 @@
         <w:t xml:space="preserve">больше другого;</w:t>
       </w:r>
       <w:r>
-        <w:br/>
+        <w:t xml:space="preserve"> </w:t>
       </w:r>
       <w:r>
         <w:t xml:space="preserve">д) Число</w:t>
@@ -1447,7 +1671,7 @@
         <w:t xml:space="preserve">?</w:t>
       </w:r>
       <w:r>
-        <w:br/>
+        <w:t xml:space="preserve"> </w:t>
       </w:r>
       <w:r>
         <w:t xml:space="preserve">е) Существует ли треугольник со сторонами</w:t>
@@ -2587,13 +2811,13 @@
       </w:r>
     </w:p>
     <w:bookmarkEnd w:id="31"/>
-    <w:bookmarkStart w:id="32" w:name="X575f935e7bcb86709cbad0f8f1f7a0633d8c94b"/>
+    <w:bookmarkStart w:id="32" w:name="X48944d38bb8cccf551605a3328653269d579514"/>
     <w:p>
       <w:pPr>
         <w:pStyle w:val="Heading3"/>
       </w:pPr>
       <w:r>
-        <w:t xml:space="preserve">13. Углы треугольника в прямоугольнике (2011, II вариант, №5)</w:t>
+        <w:t xml:space="preserve">13. Внешний угол и биссектриса (2013, I вариант, №6 — адаптировано)</w:t>
       </w:r>
     </w:p>
     <w:p>
@@ -2601,7 +2825,7 @@
         <w:pStyle w:val="FirstParagraph"/>
       </w:pPr>
       <w:r>
-        <w:t xml:space="preserve">В прямоугольнике</w:t>
+        <w:t xml:space="preserve">В треугольнике</w:t>
       </w:r>
       <w:r>
         <w:t xml:space="preserve"> </w:t>
@@ -2616,15 +2840,114 @@
         <m:r>
           <m:t>C</m:t>
         </m:r>
-        <m:r>
-          <m:t>D</m:t>
-        </m:r>
-      </m:oMath>
-      <w:r>
-        <w:t xml:space="preserve"> </w:t>
-      </w:r>
-      <w:r>
-        <w:t xml:space="preserve">сторона</w:t>
+      </m:oMath>
+      <w:r>
+        <w:t xml:space="preserve"> </w:t>
+      </w:r>
+      <w:r>
+        <w:t xml:space="preserve">внешний угол при вершине</w:t>
+      </w:r>
+      <w:r>
+        <w:t xml:space="preserve"> </w:t>
+      </w:r>
+      <m:oMath>
+        <m:r>
+          <m:t>B</m:t>
+        </m:r>
+      </m:oMath>
+      <w:r>
+        <w:t xml:space="preserve"> </w:t>
+      </w:r>
+      <w:r>
+        <w:t xml:space="preserve">равен</w:t>
+      </w:r>
+      <w:r>
+        <w:t xml:space="preserve"> </w:t>
+      </w:r>
+      <m:oMath>
+        <m:sSup>
+          <m:e>
+            <m:r>
+              <m:t>140</m:t>
+            </m:r>
+          </m:e>
+          <m:sup>
+            <m:r>
+              <m:rPr>
+                <m:sty m:val="p"/>
+              </m:rPr>
+              <m:t>∘</m:t>
+            </m:r>
+          </m:sup>
+        </m:sSup>
+      </m:oMath>
+      <w:r>
+        <w:t xml:space="preserve">, а угол</w:t>
+      </w:r>
+      <w:r>
+        <w:t xml:space="preserve"> </w:t>
+      </w:r>
+      <m:oMath>
+        <m:r>
+          <m:t>C</m:t>
+        </m:r>
+      </m:oMath>
+      <w:r>
+        <w:t xml:space="preserve"> </w:t>
+      </w:r>
+      <w:r>
+        <w:t xml:space="preserve">равен</w:t>
+      </w:r>
+      <w:r>
+        <w:t xml:space="preserve"> </w:t>
+      </w:r>
+      <m:oMath>
+        <m:sSup>
+          <m:e>
+            <m:r>
+              <m:t>60</m:t>
+            </m:r>
+          </m:e>
+          <m:sup>
+            <m:r>
+              <m:rPr>
+                <m:sty m:val="p"/>
+              </m:rPr>
+              <m:t>∘</m:t>
+            </m:r>
+          </m:sup>
+        </m:sSup>
+      </m:oMath>
+      <w:r>
+        <w:t xml:space="preserve">.</w:t>
+      </w:r>
+      <w:r>
+        <w:t xml:space="preserve"> </w:t>
+      </w:r>
+      <m:oMath>
+        <m:r>
+          <m:t>B</m:t>
+        </m:r>
+        <m:r>
+          <m:t>L</m:t>
+        </m:r>
+      </m:oMath>
+      <w:r>
+        <w:t xml:space="preserve"> </w:t>
+      </w:r>
+      <w:r>
+        <w:t xml:space="preserve">— биссектриса угла</w:t>
+      </w:r>
+      <w:r>
+        <w:t xml:space="preserve"> </w:t>
+      </w:r>
+      <m:oMath>
+        <m:r>
+          <m:t>B</m:t>
+        </m:r>
+      </m:oMath>
+      <w:r>
+        <w:t xml:space="preserve">. Найдите углы треугольника</w:t>
       </w:r>
       <w:r>
         <w:t xml:space="preserve"> </w:t>
@@ -2636,81 +2959,28 @@
         <m:r>
           <m:t>B</m:t>
         </m:r>
-      </m:oMath>
-      <w:r>
-        <w:t xml:space="preserve"> </w:t>
-      </w:r>
-      <w:r>
-        <w:t xml:space="preserve">в</w:t>
-      </w:r>
-      <w:r>
-        <w:t xml:space="preserve"> </w:t>
-      </w:r>
-      <m:oMath>
-        <m:r>
-          <m:t>2</m:t>
-        </m:r>
-      </m:oMath>
-      <w:r>
-        <w:t xml:space="preserve"> </w:t>
-      </w:r>
-      <w:r>
-        <w:t xml:space="preserve">раза длиннее</w:t>
-      </w:r>
-      <w:r>
-        <w:t xml:space="preserve"> </w:t>
-      </w:r>
-      <m:oMath>
+        <m:r>
+          <m:t>C</m:t>
+        </m:r>
+      </m:oMath>
+      <w:r>
+        <w:t xml:space="preserve"> </w:t>
+      </w:r>
+      <w:r>
+        <w:t xml:space="preserve">и угол</w:t>
+      </w:r>
+      <w:r>
+        <w:t xml:space="preserve"> </w:t>
+      </w:r>
+      <m:oMath>
+        <m:r>
+          <m:t>L</m:t>
+        </m:r>
         <m:r>
           <m:t>B</m:t>
         </m:r>
         <m:r>
           <m:t>C</m:t>
-        </m:r>
-      </m:oMath>
-      <w:r>
-        <w:t xml:space="preserve">.</w:t>
-      </w:r>
-      <w:r>
-        <w:t xml:space="preserve"> </w:t>
-      </w:r>
-      <m:oMath>
-        <m:r>
-          <m:t>M</m:t>
-        </m:r>
-      </m:oMath>
-      <w:r>
-        <w:t xml:space="preserve"> </w:t>
-      </w:r>
-      <w:r>
-        <w:t xml:space="preserve">— середина</w:t>
-      </w:r>
-      <w:r>
-        <w:t xml:space="preserve"> </w:t>
-      </w:r>
-      <m:oMath>
-        <m:r>
-          <m:t>C</m:t>
-        </m:r>
-        <m:r>
-          <m:t>D</m:t>
-        </m:r>
-      </m:oMath>
-      <w:r>
-        <w:t xml:space="preserve">. Найдите все углы треугольника</w:t>
-      </w:r>
-      <w:r>
-        <w:t xml:space="preserve"> </w:t>
-      </w:r>
-      <m:oMath>
-        <m:r>
-          <m:t>A</m:t>
-        </m:r>
-        <m:r>
-          <m:t>B</m:t>
-        </m:r>
-        <m:r>
-          <m:t>M</m:t>
         </m:r>
       </m:oMath>
       <w:r>
